--- a/Turner_Page_Core_DMC_DML_Alignment.docx
+++ b/Turner_Page_Core_DMC_DML_Alignment.docx
@@ -263,6 +263,24 @@
     </w:p>
     <w:p>
       <w:pPr>
+        <w:pStyle w:val="ListParagraph"/>
+        <w:numPr>
+          <w:ilvl w:val="0"/>
+          <w:numId w:val="2"/>
+        </w:numPr>
+        <w:spacing w:after="80" w:line="290"/>
+      </w:pPr>
+      <w:r>
+        <w:rPr>
+          <w:color w:val="102F36"/>
+          <w:sz w:val="21"/>
+          <w:szCs w:val="21"/>
+        </w:rPr>
+        <w:t xml:space="preserve">DMC3’s module title is “Diagnosing &amp; Fixing Defects”, confirmed against this document (both the module-by-module section and the appendix listing say so identically). Every DMC3 manuscript’s own header instead says “Module 3 — Troubleshooting Data Migration Issues” — this was missed at the start of the DMC3 build and used verbatim across all six lessons before being caught during the module-boundary review at the end, then corrected in all six lesson files plus the module-final lesson-complete.html. Worth an explicit title cross-check against this document before the first lesson of any remaining module, not just a memory-based assumption that the manuscript header is safe to trust.</w:t>
+      </w:r>
+    </w:p>
+    <w:p>
+      <w:pPr>
         <w:pStyle w:val="Heading2"/>
         <w:spacing w:after="120" w:before="280"/>
       </w:pPr>
@@ -488,6 +506,24 @@
     </w:p>
     <w:p>
       <w:pPr>
+        <w:pStyle w:val="ListParagraph"/>
+        <w:numPr>
+          <w:ilvl w:val="0"/>
+          <w:numId w:val="2"/>
+        </w:numPr>
+        <w:spacing w:after="80" w:line="290"/>
+      </w:pPr>
+      <w:r>
+        <w:rPr>
+          <w:color w:val="102F36"/>
+          <w:sz w:val="21"/>
+          <w:szCs w:val="21"/>
+        </w:rPr>
+        <w:t xml:space="preserve">DMC1, DMC2 and DMC3 — all 18 lessons plus 18 lesson-complete.html pages (including the two module-final variants for DMC2 and DMC3, each linking to its module’s assessment.html) built and QA-verified: linter clean, tag balance, JS syntax, learner-facing em dash sweep, and a register-leak grep for authorial provenance language (“Bramwell canon”, “training data”, “Story Bible” and similar) leaking into learner-facing text — fifteen instances of that leak were found and fixed across the DMC1/DMC2 build alone. DMC3’s module title was corrected from the manuscripts’ own “Troubleshooting Data Migration Issues” to this document’s “Diagnosing &amp; Fixing Defects” across all six lessons; see the Decided note above. Hands-on exercises deliberately span Supplier, Product, Fixed Assets and Sales Orders rather than defaulting to Customer every time (two real gaps — DMC1 Lesson 2 and DMC2 Lesson 4 — were found customer-only after the fact and rebuilt against Fixed Assets and a genuine Bramwell supplier-classification conflict respectively). DMC3 in particular carries real cross-lesson continuity: Lesson 1’s DELIVERY_SECONDARY address defect reappears as the worked dependency failure in Lesson 4, gets its formal root-cause analysis in Lesson 5, and is the worked recovery case in Lesson 6’s capstone. assessment.html is not yet built for DMC1, DMC2 or DMC3 — each currently has no module assessment; all three lesson6-complete.html pages already link to one.</w:t>
+      </w:r>
+    </w:p>
+    <w:p>
+      <w:pPr>
         <w:pStyle w:val="Heading2"/>
         <w:spacing w:after="120" w:before="280"/>
       </w:pPr>
@@ -510,7 +546,7 @@
           <w:sz w:val="21"/>
           <w:szCs w:val="21"/>
         </w:rPr>
-        <w:t xml:space="preserve">DMC Modules 2–5, and DML Modules 2–5 — not yet built; manuscripts exist for all of them. DMC follows a different lesson shape from Core/DML (Teach → Worked example → Build the artefact → Work through → Do, per tp-lesson-playbook.md’s own scope note), not the ten-block shape — building a DMC lesson against the ten-block shape would be the category error the playbook already warns against.</w:t>
+        <w:t xml:space="preserve">DMC Modules 4–5, and DML Modules 2–5 — not yet built; manuscripts exist for all of them. DMC follows a different lesson shape from Core/DML (Teach → Worked example → Build the artefact → Work through → Do, per tp-lesson-playbook.md’s own scope note), not the ten-block shape — building a DMC lesson against the ten-block shape would be the category error the playbook already warns against.</w:t>
       </w:r>
     </w:p>
     <w:p>
